--- a/smlouva6_anon.docx
+++ b/smlouva6_anon.docx
@@ -47,7 +47,7 @@
         <w:br/>
         <w:t>Mgr. [[PERSON_1]], nar. [[DATE_1]], rodné číslo [[BIRTH_ID_1]]</w:t>
         <w:br/>
-        <w:t>[[ADDRESS_1]]</w:t>
+        <w:t>Bytem: [[ADDRESS_1]]</w:t>
         <w:br/>
         <w:t>Tel.: [[PHONE_1]]</w:t>
         <w:br/>
@@ -94,7 +94,7 @@
         </w:rPr>
         <w:t>[[PERSON_2]], nar. [[DATE_2]], rodné číslo [[BIRTH_ID_2]]</w:t>
         <w:br/>
-        <w:t>[[ADDRESS_2]]</w:t>
+        <w:t>Bytem: [[ADDRESS_2]]</w:t>
         <w:br/>
         <w:t>Tel.: [[PHONE_2]]</w:t>
         <w:br/>
@@ -125,7 +125,7 @@
         </w:rPr>
         <w:t>[[PERSON_3]], nar. [[DATE_3]], rodné číslo [[BIRTH_ID_3]]</w:t>
         <w:br/>
-        <w:t>[[ADDRESS_3]]</w:t>
+        <w:t>Bytem: [[ADDRESS_3]]</w:t>
         <w:br/>
         <w:t>Tel.: [[PHONE_3]]</w:t>
         <w:br/>
@@ -156,7 +156,7 @@
         </w:rPr>
         <w:t>[[PERSON_4]], nar. [[DATE_4]], rodné číslo [[BIRTH_ID_4]]</w:t>
         <w:br/>
-        <w:t>[[ADDRESS_4]]</w:t>
+        <w:t>Bytem: [[ADDRESS_4]]</w:t>
         <w:br/>
         <w:t>Tel.: [[PHONE_4]]</w:t>
         <w:br/>
@@ -197,7 +197,7 @@
     </w:p>
     <w:p>
       <w:r>
-        <w:t>Pronajímatel přenechává nájemcům do užívání byt č. 12 o velikosti 3+1, nacházející se v domě na adrese: [[ADDRESS_5]], včetně veškerého příslušenství a vybavení.</w:t>
+        <w:t>Pronajímatel přenechává nájemcům do užívání byt č. 12 o velikosti 3+1, nacházející se v domě na adrese: Tylova 58, 779 00 Olomouc, včetně veškerého příslušenství a vybavení.</w:t>
       </w:r>
     </w:p>
     <w:p>

--- a/smlouva6_anon.docx
+++ b/smlouva6_anon.docx
@@ -55,7 +55,7 @@
         <w:br/>
         <w:t>Číslo účtu: [[BANK_1]] (Komerční banka, a.s.)</w:t>
         <w:br/>
-        <w:t>SPZ vozidla: 7AB 4567</w:t>
+        <w:t>SPZ vozidla: [[LICENSE_PLATE_1]]</w:t>
       </w:r>
       <w:r/>
       <w:r>
@@ -102,7 +102,7 @@
         <w:br/>
         <w:t>Číslo účtu: [[BANK_2]] (ČSOB, a.s.)</w:t>
         <w:br/>
-        <w:t>SPZ: 5AC 9845</w:t>
+        <w:t>SPZ: [[LICENSE_PLATE_2]]</w:t>
       </w:r>
       <w:r/>
       <w:r/>
@@ -133,7 +133,7 @@
         <w:br/>
         <w:t>Číslo účtu: [[BANK_3]] (Česká spořitelna, a.s.)</w:t>
         <w:br/>
-        <w:t>SPZ: 4BD 7654</w:t>
+        <w:t>SPZ: [[LICENSE_PLATE_3]]</w:t>
       </w:r>
       <w:r/>
       <w:r/>
@@ -164,7 +164,7 @@
         <w:br/>
         <w:t>Číslo účtu: [[BANK_4]] (Raiffeisenbank, a.s.)</w:t>
         <w:br/>
-        <w:t>SPZ: 3CZ 4598</w:t>
+        <w:t>SPZ: [[LICENSE_PLATE_4]]</w:t>
       </w:r>
       <w:r/>
       <w:r/>
@@ -366,7 +366,7 @@
     </w:p>
     <w:p>
       <w:r>
-        <w:t>V Olomouci dne 13. srpna 2025</w:t>
+        <w:t>V Olomouci dne [[DATE_7]]</w:t>
       </w:r>
     </w:p>
     <w:p>

--- a/smlouva6_anon.docx
+++ b/smlouva6_anon.docx
@@ -125,7 +125,7 @@
         </w:rPr>
         <w:t>[[PERSON_3]], nar. [[DATE_3]], rodné číslo [[BIRTH_ID_3]]</w:t>
         <w:br/>
-        <w:t>Bytem: [[ADDRESS_3]]</w:t>
+        <w:t>Bytem: [[ADDRESS_3]] Budějovice</w:t>
         <w:br/>
         <w:t>Tel.: [[PHONE_3]]</w:t>
         <w:br/>
@@ -197,7 +197,7 @@
     </w:p>
     <w:p>
       <w:r>
-        <w:t>Pronajímatel přenechává nájemcům do užívání byt č. 12 o velikosti 3+1, nacházející se v domě na adrese: Tylova 58, 779 00 Olomouc, včetně veškerého příslušenství a vybavení.</w:t>
+        <w:t>Pronajímatel přenechává nájemcům do užívání byt č. 12 o velikosti 3+1, nacházející se v domě na adrese: [[ADDRESS_5]], včetně veškerého příslušenství a vybavení.</w:t>
       </w:r>
     </w:p>
     <w:p>

--- a/smlouva6_anon.docx
+++ b/smlouva6_anon.docx
@@ -47,9 +47,7 @@
         <w:br/>
         <w:t>Mgr. [[PERSON_1]], nar. [[DATE_1]], rodné číslo [[BIRTH_ID_1]]</w:t>
         <w:br/>
-        <w:t>Bytem: [[ADDRESS_1]]</w:t>
-        <w:br/>
-        <w:t>Tel.: [[PHONE_1]]</w:t>
+        <w:t>Bytem: [[ADDRESS_1]].: [[PHONE_1]]</w:t>
         <w:br/>
         <w:t>E-mail: [[EMAIL_1]]</w:t>
         <w:br/>
@@ -94,9 +92,7 @@
         </w:rPr>
         <w:t>[[PERSON_2]], nar. [[DATE_2]], rodné číslo [[BIRTH_ID_2]]</w:t>
         <w:br/>
-        <w:t>Bytem: [[ADDRESS_2]]</w:t>
-        <w:br/>
-        <w:t>Tel.: [[PHONE_2]]</w:t>
+        <w:t>Bytem: [[ADDRESS_2]].: [[PHONE_2]]</w:t>
         <w:br/>
         <w:t>E-mail: [[EMAIL_2]]</w:t>
         <w:br/>
@@ -125,9 +121,7 @@
         </w:rPr>
         <w:t>[[PERSON_3]], nar. [[DATE_3]], rodné číslo [[BIRTH_ID_3]]</w:t>
         <w:br/>
-        <w:t>Bytem: [[ADDRESS_3]] Budějovice</w:t>
-        <w:br/>
-        <w:t>Tel.: [[PHONE_3]]</w:t>
+        <w:t>Bytem: [[ADDRESS_3]].: [[PHONE_3]]</w:t>
         <w:br/>
         <w:t>E-mail: [[EMAIL_3]]</w:t>
         <w:br/>
@@ -156,9 +150,7 @@
         </w:rPr>
         <w:t>[[PERSON_4]], nar. [[DATE_4]], rodné číslo [[BIRTH_ID_4]]</w:t>
         <w:br/>
-        <w:t>Bytem: [[ADDRESS_4]]</w:t>
-        <w:br/>
-        <w:t>Tel.: [[PHONE_4]]</w:t>
+        <w:t>Bytem: [[ADDRESS_4]].: [[PHONE_4]]</w:t>
         <w:br/>
         <w:t>E-mail: [[EMAIL_4]]</w:t>
         <w:br/>
